--- a/demo-content/01_Google_Drive/People_And_Transfer/Maya_Chen_Transfer_Guide.docx
+++ b/demo-content/01_Google_Drive/People_And_Transfer/Maya_Chen_Transfer_Guide.docx
@@ -355,7 +355,7 @@
       <w:pStyle w:val="Caption"/>
     </w:pPr>
     <w:r>
-      <w:t>CENTRE VALLEY COMMUNITY PANTRY  |  FICTIONAL ORGFLOW DEMONSTRATION</w:t>
+      <w:t>CENTER VALLEY COMMUNITY PANTRY  |  FICTIONAL ORGFLOW DEMONSTRATION</w:t>
     </w:r>
   </w:p>
 </w:ftr>
